--- a/beta/funding/strategy.docx
+++ b/beta/funding/strategy.docx
@@ -7,7 +7,7 @@
         <w:pStyle w:val="Title"/>
       </w:pPr>
       <w:r>
-        <w:t>AMASAMYA — Beta-Stage Funding Strategy</w:t>
+        <w:t>AMASAMYA - Beta-Stage Funding Strategy</w:t>
       </w:r>
     </w:p>
     <w:p>
@@ -23,7 +23,7 @@
         <w:pStyle w:val="Heading2"/>
       </w:pPr>
       <w:r>
-        <w:t>Read this first — what you actually need</w:t>
+        <w:t>Read this first - what you actually need</w:t>
       </w:r>
     </w:p>
     <w:p>
@@ -61,7 +61,7 @@
         <w:t>Existing warm investor contacts</w:t>
       </w:r>
       <w:r>
-        <w:t xml:space="preserve"> — even small individual cheques</w:t>
+        <w:t xml:space="preserve"> - even small individual cheques</w:t>
       </w:r>
     </w:p>
     <w:p>
@@ -80,7 +80,7 @@
         <w:t>Accessibility / disability-focused grants</w:t>
       </w:r>
       <w:r>
-        <w:t xml:space="preserve"> — small but real;</w:t>
+        <w:t xml:space="preserve"> - small but real;</w:t>
       </w:r>
     </w:p>
     <w:p>
@@ -99,7 +99,7 @@
         <w:t>Pre-paid pilot customers</w:t>
       </w:r>
       <w:r>
-        <w:t xml:space="preserve"> — agencies, gov teams, mid-size</w:t>
+        <w:t xml:space="preserve"> - agencies, gov teams, mid-size</w:t>
       </w:r>
     </w:p>
     <w:p>
@@ -123,7 +123,7 @@
         <w:t>Accelerators with disability-tech tracks</w:t>
       </w:r>
       <w:r>
-        <w:t xml:space="preserve"> — small cash + program</w:t>
+        <w:t xml:space="preserve"> - small cash + program</w:t>
       </w:r>
     </w:p>
     <w:p>
@@ -142,7 +142,7 @@
         <w:t>Open-source / community funding</w:t>
       </w:r>
       <w:r>
-        <w:t xml:space="preserve"> — GitHub Sponsors, Open</w:t>
+        <w:t xml:space="preserve"> - GitHub Sponsors, Open</w:t>
       </w:r>
     </w:p>
     <w:p>
@@ -168,7 +168,7 @@
     </w:p>
     <w:p>
       <w:r>
-        <w:t>revenue, no traction metrics, and no team — those three gaps make the</w:t>
+        <w:t>revenue, no traction metrics, and no team - those three gaps make the</w:t>
       </w:r>
     </w:p>
     <w:p>
@@ -209,7 +209,7 @@
         <w:pStyle w:val="IntenseQuote"/>
       </w:pPr>
       <w:r>
-        <w:t xml:space="preserve">"I've built a working WCAG 2.2 audit platform that audits live URLs, documents in 8 file formats, and mobile-app checklists. It's designed blind-first — the entire interface is operable with a screen reader. I'm one developer, fully bootstrapped, and the product is production-hardened (PBKDF2-protected auth, encrypted API key storage, 0 axe-core violations on every page, full test coverage). I'm now ready for closed beta with paid sessions for 8 daily screen-reader users, plus follow-on bug-fix runway. I'm raising </w:t>
+        <w:t xml:space="preserve">"I've built a working WCAG 2.2 audit platform that audits live URLs, documents in 8 file formats, and mobile-app checklists. It's designed blind-first - the entire interface is operable with a screen reader. I'm one developer, fully bootstrapped, and the product is production-hardened (PBKDF2-protected auth, encrypted API key storage, 0 axe-core violations on every page, full test coverage). I'm now ready for closed beta with paid sessions for 8 daily screen-reader users, plus follow-on bug-fix runway. I'm raising </w:t>
       </w:r>
       <w:r>
         <w:rPr>
@@ -306,7 +306,7 @@
               <w:t>Blind-first design</w:t>
             </w:r>
             <w:r>
-              <w:t xml:space="preserve"> — most a11y tools are built by sighted devs for sighted devs to "check a box". Your tool was usable by a screen reader from commit one.</w:t>
+              <w:t xml:space="preserve"> - most a11y tools are built by sighted devs for sighted devs to "check a box". Your tool was usable by a screen reader from commit one.</w:t>
             </w:r>
           </w:p>
         </w:tc>
@@ -336,7 +336,7 @@
               <w:t>Format coverage breadth</w:t>
             </w:r>
             <w:r>
-              <w:t xml:space="preserve"> — PDF, DOCX, PPTX, XLSX, EPUB, ODT/ODS/ODP. Most competitors do PDF + HTML and stop.</w:t>
+              <w:t xml:space="preserve"> - PDF, DOCX, PPTX, XLSX, EPUB, ODT/ODS/ODP. Most competitors do PDF + HTML and stop.</w:t>
             </w:r>
           </w:p>
         </w:tc>
@@ -366,7 +366,7 @@
               <w:t>Capital efficiency</w:t>
             </w:r>
             <w:r>
-              <w:t xml:space="preserve"> — solo dev, fully self-funded MVP, production hardening already done. Small cheque now → real beta in 30 days.</w:t>
+              <w:t xml:space="preserve"> - solo dev, fully self-funded MVP, production hardening already done. Small cheque now → real beta in 30 days.</w:t>
             </w:r>
           </w:p>
         </w:tc>
@@ -457,7 +457,7 @@
         <w:pStyle w:val="Heading2"/>
       </w:pPr>
       <w:r>
-        <w:t>Numbers — what to actually ask for</w:t>
+        <w:t>Numbers - what to actually ask for</w:t>
       </w:r>
     </w:p>
     <w:p>
@@ -476,7 +476,7 @@
     </w:p>
     <w:p>
       <w:r>
-        <w:t>funding to grow the business" gets ignored. "I need $4,200 — $1,600 for</w:t>
+        <w:t>funding to grow the business" gets ignored. "I need $4,200 - $1,600 for</w:t>
       </w:r>
     </w:p>
     <w:p>
@@ -486,7 +486,7 @@
     </w:p>
     <w:p>
       <w:r>
-        <w:t>on the top 5 issues testers will surface — and I'll close the round</w:t>
+        <w:t>on the top 5 issues testers will surface - and I'll close the round</w:t>
       </w:r>
     </w:p>
     <w:p>
@@ -781,7 +781,7 @@
         <w:pStyle w:val="Heading3"/>
       </w:pPr>
       <w:r>
-        <w:t>Track 2 — Accessibility &amp; disability grants</w:t>
+        <w:t>Track 2 - Accessibility &amp; disability grants</w:t>
       </w:r>
     </w:p>
     <w:p>
@@ -815,7 +815,7 @@
         <w:t>Comcast NBCUniversal Voices of the Everyperson grants</w:t>
       </w:r>
       <w:r>
-        <w:t xml:space="preserve"> — small</w:t>
+        <w:t xml:space="preserve"> - small</w:t>
       </w:r>
     </w:p>
     <w:p>
@@ -834,7 +834,7 @@
         <w:t>Knowbility AccessU community grants</w:t>
       </w:r>
       <w:r>
-        <w:t xml:space="preserve"> — small project funding.</w:t>
+        <w:t xml:space="preserve"> - small project funding.</w:t>
       </w:r>
     </w:p>
     <w:p>
@@ -848,7 +848,7 @@
         <w:t>Microsoft AI for Accessibility</w:t>
       </w:r>
       <w:r>
-        <w:t xml:space="preserve"> — AI-powered a11y tools; AMASAMYA</w:t>
+        <w:t xml:space="preserve"> - AI-powered a11y tools; AMASAMYA</w:t>
       </w:r>
     </w:p>
     <w:p>
@@ -867,7 +867,7 @@
         <w:t>Google.org Impact Challenge for Accessibility</w:t>
       </w:r>
       <w:r>
-        <w:t xml:space="preserve"> — runs irregularly.</w:t>
+        <w:t xml:space="preserve"> - runs irregularly.</w:t>
       </w:r>
     </w:p>
     <w:p>
@@ -881,7 +881,7 @@
         <w:t>National Federation of the Blind Imagination Fund</w:t>
       </w:r>
       <w:r>
-        <w:t xml:space="preserve"> — for tech that</w:t>
+        <w:t xml:space="preserve"> - for tech that</w:t>
       </w:r>
     </w:p>
     <w:p>
@@ -900,7 +900,7 @@
         <w:t>Disability:IN supplier diversity programs</w:t>
       </w:r>
       <w:r>
-        <w:t xml:space="preserve"> — not a grant per se,</w:t>
+        <w:t xml:space="preserve"> - not a grant per se,</w:t>
       </w:r>
     </w:p>
     <w:p>
@@ -913,7 +913,7 @@
         <w:pStyle w:val="Heading3"/>
       </w:pPr>
       <w:r>
-        <w:t>Track 3 — Pre-paid pilot customers</w:t>
+        <w:t>Track 3 - Pre-paid pilot customers</w:t>
       </w:r>
     </w:p>
     <w:p>
@@ -994,7 +994,7 @@
         <w:pStyle w:val="Heading3"/>
       </w:pPr>
       <w:r>
-        <w:t>Track 4 — Accelerators with disability-tech focus</w:t>
+        <w:t>Track 4 - Accelerators with disability-tech focus</w:t>
       </w:r>
     </w:p>
     <w:p>
@@ -1008,7 +1008,7 @@
         <w:t>2Gether-International</w:t>
       </w:r>
       <w:r>
-        <w:t xml:space="preserve"> — accelerator for disability-led startups.</w:t>
+        <w:t xml:space="preserve"> - accelerator for disability-led startups.</w:t>
       </w:r>
     </w:p>
     <w:p>
@@ -1027,7 +1027,7 @@
         <w:t>Remarkable (Australia)</w:t>
       </w:r>
       <w:r>
-        <w:t xml:space="preserve"> — global pre-accelerator + accelerator;</w:t>
+        <w:t xml:space="preserve"> - global pre-accelerator + accelerator;</w:t>
       </w:r>
     </w:p>
     <w:p>
@@ -1046,7 +1046,7 @@
         <w:t>Disability:IN NextGen Leaders</w:t>
       </w:r>
       <w:r>
-        <w:t xml:space="preserve"> — fellowship rather than cheque,</w:t>
+        <w:t xml:space="preserve"> - fellowship rather than cheque,</w:t>
       </w:r>
     </w:p>
     <w:p>
@@ -1065,7 +1065,7 @@
         <w:t>Techstars</w:t>
       </w:r>
       <w:r>
-        <w:t xml:space="preserve"> — most cohorts now have an a11y-friendly option but</w:t>
+        <w:t xml:space="preserve"> - most cohorts now have an a11y-friendly option but</w:t>
       </w:r>
     </w:p>
     <w:p>
@@ -1157,7 +1157,7 @@
     </w:p>
     <w:p>
       <w:r>
-        <w:t>The hardest part of fundraising is not the email — it's pressing send</w:t>
+        <w:t>The hardest part of fundraising is not the email - it's pressing send</w:t>
       </w:r>
     </w:p>
     <w:p>
@@ -1209,7 +1209,7 @@
     </w:p>
     <w:p>
       <w:r>
-        <w:t>"closed $X from Y") — never just to nudge. Nudging without a</w:t>
+        <w:t>"closed $X from Y") - never just to nudge. Nudging without a</w:t>
       </w:r>
     </w:p>
     <w:p>
